--- a/generated/sources/internal_comms/store_visit_reports/2026-09-24_ROM01_visita_RGalli.docx
+++ b/generated/sources/internal_comms/store_visit_reports/2026-09-24_ROM01_visita_RGalli.docx
@@ -586,7 +586,7 @@
         <w:pStyle w:val="ListBullet"/>
       </w:pPr>
       <w:r>
-        <w:t>Interno ok, ordinato, VM della parete uomo da sistemare (Maya verde oliva in prima posizione, non ha senso).</w:t>
+        <w:t>Interno ok, ordinato, VM della parete uomo da sistemare (Nova verde oliva in prima posizione, non ha senso).</w:t>
       </w:r>
     </w:p>
     <w:p>
@@ -594,7 +594,7 @@
         <w:pStyle w:val="ListBullet"/>
       </w:pPr>
       <w:r>
-        <w:t>Stock: Maire nera ancora presente in tutte le taglie (13-14 pz), Logo cardigan ok. Il team chiede meno arrivi finché c'è il cantiere, il magazzino è pieno.</w:t>
+        <w:t>Stock: Aurea nera ancora presente in tutte le taglie (13-14 pz), Vlogo Cardigan ok. Il team chiede meno arrivi finché c'è il cantiere, il magazzino è pieno.</w:t>
       </w:r>
     </w:p>
     <w:p>
